--- a/dist/templates/dtr.docx
+++ b/dist/templates/dtr.docx
@@ -13917,7 +13917,7 @@
       </w:pPr>
     </w:p>
     <w:sectPr>
-      <w:pgSz w:w="11906" w:h="16838"/>
+      <w:pgSz w:w="12240" w:h="18720"/>
       <w:pgMar w:top="720" w:right="720" w:bottom="720" w:left="720" w:header="0" w:footer="720" w:gutter="0"/>
       <w:pgNumType w:start="1"/>
       <w:cols w:space="720"/>
